--- a/backend/Profiscal.API/template_fr.docx
+++ b/backend/Profiscal.API/template_fr.docx
@@ -1677,6 +1677,24 @@
       <w:pPr>
         <w:spacing w:before="0" w:after="160" w:line="259" w:lineRule="auto"/>
       </w:pPr>
+    </w:p>
+    <w:p>
+      <w:pPr>
+        <w:pStyle w:val="Heading1"/>
+      </w:pPr>
+      <w:bookmarkStart w:id="900" w:name="_Toc_Sommaire_Executif"/>
+      <w:r>
+        <w:t>Sommaire exécutif</w:t>
+      </w:r>
+      <w:bookmarkEnd w:id="900"/>
+    </w:p>
+    <w:p>
+      <w:pPr>
+        <w:jc w:val="both"/>
+      </w:pPr>
+      <w:r>
+        <w:t>[SOMMAIRE]</w:t>
+      </w:r>
     </w:p>
     <w:p>
       <w:pPr>
